--- a/api/src/public/Reporte.docx
+++ b/api/src/public/Reporte.docx
@@ -1,167 +1,439 @@
 
 <file path=word/document.xml><?xml version="1.0" encoding="utf-8"?>
-<w:document xmlns:wpc="http://schemas.microsoft.com/office/word/2010/wordprocessingCanvas" xmlns:cx="http://schemas.microsoft.com/office/drawing/2014/chartex" xmlns:cx1="http://schemas.microsoft.com/office/drawing/2015/9/8/chartex" xmlns:cx2="http://schemas.microsoft.com/office/drawing/2015/10/21/chartex" xmlns:cx3="http://schemas.microsoft.com/office/drawing/2016/5/9/chartex" xmlns:cx4="http://schemas.microsoft.com/office/drawing/2016/5/10/chartex" xmlns:cx5="http://schemas.microsoft.com/office/drawing/2016/5/11/chartex" xmlns:cx6="http://schemas.microsoft.com/office/drawing/2016/5/12/chartex" xmlns:cx7="http://schemas.microsoft.com/office/drawing/2016/5/13/chartex" xmlns:cx8="http://schemas.microsoft.com/office/drawing/2016/5/14/chartex" xmlns:mc="http://schemas.openxmlformats.org/markup-compatibility/2006" xmlns:aink="http://schemas.microsoft.com/office/drawing/2016/ink" xmlns:am3d="http://schemas.microsoft.com/office/drawing/2017/model3d" xmlns:o="urn:schemas-microsoft-com:office:office" xmlns:r="http://schemas.openxmlformats.org/officeDocument/2006/relationships" xmlns:m="http://schemas.openxmlformats.org/officeDocument/2006/math" xmlns:v="urn:schemas-microsoft-com:vml" xmlns:wp14="http://schemas.microsoft.com/office/word/2010/wordprocessingDrawing" xmlns:wp="http://schemas.openxmlformats.org/drawingml/2006/wordprocessingDrawing" xmlns:w10="urn:schemas-microsoft-com:office:word" xmlns:w="http://schemas.openxmlformats.org/wordprocessingml/2006/main" xmlns:w14="http://schemas.microsoft.com/office/word/2010/wordml" xmlns:w15="http://schemas.microsoft.com/office/word/2012/wordml" xmlns:w16cex="http://schemas.microsoft.com/office/word/2018/wordml/cex" xmlns:w16cid="http://schemas.microsoft.com/office/word/2016/wordml/cid" xmlns:w16="http://schemas.microsoft.com/office/word/2018/wordml" xmlns:w16sdtdh="http://schemas.microsoft.com/office/word/2020/wordml/sdtdatahash" xmlns:w16se="http://schemas.microsoft.com/office/word/2015/wordml/symex" xmlns:wpg="http://schemas.microsoft.com/office/word/2010/wordprocessingGroup" xmlns:wpi="http://schemas.microsoft.com/office/word/2010/wordprocessingInk" xmlns:wne="http://schemas.microsoft.com/office/word/2006/wordml" xmlns:wps="http://schemas.microsoft.com/office/word/2010/wordprocessingShape" mc:Ignorable="w14 w15 w16se w16cid w16 w16cex w16sdtdh wp14">
+<w:document xmlns:o="urn:schemas-microsoft-com:office:office" xmlns:r="http://schemas.openxmlformats.org/officeDocument/2006/relationships" xmlns:v="urn:schemas-microsoft-com:vml" xmlns:w="http://schemas.openxmlformats.org/wordprocessingml/2006/main" xmlns:w10="urn:schemas-microsoft-com:office:word" xmlns:wp="http://schemas.openxmlformats.org/drawingml/2006/wordprocessingDrawing" xmlns:wps="http://schemas.microsoft.com/office/word/2010/wordprocessingShape" xmlns:wpg="http://schemas.microsoft.com/office/word/2010/wordprocessingGroup" xmlns:mc="http://schemas.openxmlformats.org/markup-compatibility/2006" xmlns:wp14="http://schemas.microsoft.com/office/word/2010/wordprocessingDrawing" xmlns:w14="http://schemas.microsoft.com/office/word/2010/wordml" xmlns:w15="http://schemas.microsoft.com/office/word/2012/wordml" mc:Ignorable="w14 wp14 w15">
   <w:body>
     <w:p>
-      <w:r>
+      <w:pPr>
+        <w:pStyle w:val="Normal"/>
+        <w:rPr/>
+      </w:pPr>
+      <w:r>
+        <w:rPr/>
         <w:t xml:space="preserve">John</w:t>
       </w:r>
-      <w:proofErr w:type="spellStart"/>
-      <w:r>
+    </w:p>
+    <w:p>
+      <w:pPr>
+        <w:pStyle w:val="Normal"/>
+        <w:rPr/>
+      </w:pPr>
+      <w:r>
+        <w:rPr/>
+        <w:drawing>
+          <wp:inline distT="0" distB="0" distL="0" distR="0">
+            <wp:extent cx="5715000" cy="4762500"/>
+            <wp:effectExtent l="0" t="0" r="0" b="0"/>
+            <wp:docPr id="2" name="Image 2" descr="image"/>
+            <wp:cNvGraphicFramePr>
+              <a:graphicFrameLocks xmlns:a="http://schemas.openxmlformats.org/drawingml/2006/main" noChangeAspect="1"/>
+            </wp:cNvGraphicFramePr>
+            <a:graphic xmlns:a="http://schemas.openxmlformats.org/drawingml/2006/main">
+              <a:graphicData uri="http://schemas.openxmlformats.org/drawingml/2006/picture">
+                <pic:pic xmlns:pic="http://schemas.openxmlformats.org/drawingml/2006/picture">
+                  <pic:nvPicPr>
+                    <pic:cNvPr id="0" name="Picture 1" descr="image"/>
+                    <pic:cNvPicPr>
+                      <a:picLocks noChangeAspect="1" noChangeArrowheads="1"/>
+                    </pic:cNvPicPr>
+                  </pic:nvPicPr>
+                  <pic:blipFill>
+                    <a:blip r:embed="rId7">
+                      <a:extLst>
+                        <a:ext uri="{28A0092B-C50C-407E-A947-70E740481C1C}">
+                          <a14:useLocalDpi xmlns:a14="http://schemas.microsoft.com/office/drawing/2010/main" val="0"/>
+                        </a:ext>
+                      </a:extLst>
+                    </a:blip>
+                    <a:srcRect/>
+                    <a:stretch>
+                      <a:fillRect/>
+                    </a:stretch>
+                  </pic:blipFill>
+                  <pic:spPr bwMode="auto">
+                    <a:xfrm>
+                      <a:off x="0" y="0"/>
+                      <a:ext cx="5715000" cy="4762500"/>
+                    </a:xfrm>
+                    <a:prstGeom prst="rect">
+                      <a:avLst/>
+                    </a:prstGeom>
+                    <a:noFill/>
+                    <a:ln>
+                      <a:noFill/>
+                    </a:ln>
+                  </pic:spPr>
+                </pic:pic>
+              </a:graphicData>
+            </a:graphic>
+          </wp:inline>
+        </w:drawing>
+      </w:r>
+      <w:r>
+        <w:rPr/>
         <w:t/>
       </w:r>
-      <w:proofErr w:type="spellEnd"/>
-      <w:r>
+      <w:r>
+        <w:rPr/>
         <w:t/>
       </w:r>
     </w:p>
-    <w:p/>
-    <w:p/>
-    <w:p>
-      <w:r>
+    <w:p>
+      <w:pPr>
+        <w:pStyle w:val="Normal"/>
+        <w:rPr/>
+      </w:pPr>
+      <w:r>
+        <w:rPr/>
+      </w:r>
+    </w:p>
+    <w:p>
+      <w:pPr>
+        <w:pStyle w:val="Normal"/>
+        <w:rPr/>
+      </w:pPr>
+      <w:r>
+        <w:rPr/>
         <w:t xml:space="preserve">Doe</w:t>
       </w:r>
-      <w:proofErr w:type="spellStart"/>
-      <w:r>
-        <w:t/>
-      </w:r>
-      <w:proofErr w:type="spellEnd"/>
-      <w:r>
-        <w:t/>
-      </w:r>
-    </w:p>
-    <w:p/>
-    <w:p/>
-    <w:p>
-      <w:r>
+    </w:p>
+    <w:p>
+      <w:pPr>
+        <w:pStyle w:val="Normal"/>
+        <w:rPr/>
+      </w:pPr>
+      <w:r>
+        <w:rPr/>
+      </w:r>
+    </w:p>
+    <w:p>
+      <w:pPr>
+        <w:pStyle w:val="Normal"/>
+        <w:rPr/>
+      </w:pPr>
+      <w:r>
+        <w:rPr/>
+      </w:r>
+    </w:p>
+    <w:p>
+      <w:pPr>
+        <w:pStyle w:val="Normal"/>
+        <w:rPr/>
+      </w:pPr>
+      <w:r>
+        <w:rPr/>
         <w:t xml:space="preserve">0652455478</w:t>
       </w:r>
-      <w:proofErr w:type="spellStart"/>
-      <w:r>
-        <w:t/>
-      </w:r>
-      <w:proofErr w:type="spellEnd"/>
-      <w:r>
-        <w:t/>
-      </w:r>
-    </w:p>
-    <w:p/>
-    <w:p>
-      <w:r/>
-      <w:proofErr w:type="spellStart"/>
-      <w:r>
-        <w:t/>
-      </w:r>
-      <w:proofErr w:type="spellEnd"/>
-      <w:r>
-        <w:t/>
-      </w:r>
-    </w:p>
-    <w:p/>
-    <w:p/>
-    <w:p>
-      <w:r>
-        <w:t xml:space="preserve">New Website</w:t>
-      </w:r>
-      <w:proofErr w:type="spellStart"/>
-      <w:r>
-        <w:t/>
-      </w:r>
-      <w:proofErr w:type="spellEnd"/>
-      <w:r>
-        <w:t/>
-      </w:r>
-    </w:p>
-    <w:p/>
-    <w:p/>
-    <w:p/>
-    <w:p/>
-    <w:p/>
-    <w:p/>
-    <w:p/>
-    <w:p/>
-    <w:p/>
-    <w:p/>
-    <w:p/>
-    <w:p/>
-    <w:p/>
-    <w:p/>
-    <w:p/>
-    <w:p/>
-    <w:p/>
-    <w:p/>
-    <w:p>
-      <w:pPr>
+    </w:p>
+    <w:p>
+      <w:pPr>
+        <w:pStyle w:val="Normal"/>
+        <w:rPr/>
+      </w:pPr>
+      <w:r>
+        <w:rPr/>
+      </w:r>
+    </w:p>
+    <w:p>
+      <w:pPr>
+        <w:pStyle w:val="Normal"/>
+        <w:rPr/>
+      </w:pPr>
+      <w:r>
+        <w:rPr/>
+        <w:drawing>
+          <wp:inline distT="0" distB="0" distL="0" distR="0">
+            <wp:extent cx="5715000" cy="4762500"/>
+            <wp:effectExtent l="0" t="0" r="0" b="0"/>
+            <wp:docPr id="2" name="Image 2" descr="image"/>
+            <wp:cNvGraphicFramePr>
+              <a:graphicFrameLocks xmlns:a="http://schemas.openxmlformats.org/drawingml/2006/main" noChangeAspect="1"/>
+            </wp:cNvGraphicFramePr>
+            <a:graphic xmlns:a="http://schemas.openxmlformats.org/drawingml/2006/main">
+              <a:graphicData uri="http://schemas.openxmlformats.org/drawingml/2006/picture">
+                <pic:pic xmlns:pic="http://schemas.openxmlformats.org/drawingml/2006/picture">
+                  <pic:nvPicPr>
+                    <pic:cNvPr id="0" name="Picture 1" descr="image"/>
+                    <pic:cNvPicPr>
+                      <a:picLocks noChangeAspect="1" noChangeArrowheads="1"/>
+                    </pic:cNvPicPr>
+                  </pic:nvPicPr>
+                  <pic:blipFill>
+                    <a:blip r:embed="rId8">
+                      <a:extLst>
+                        <a:ext uri="{28A0092B-C50C-407E-A947-70E740481C1C}">
+                          <a14:useLocalDpi xmlns:a14="http://schemas.microsoft.com/office/drawing/2010/main" val="0"/>
+                        </a:ext>
+                      </a:extLst>
+                    </a:blip>
+                    <a:srcRect/>
+                    <a:stretch>
+                      <a:fillRect/>
+                    </a:stretch>
+                  </pic:blipFill>
+                  <pic:spPr bwMode="auto">
+                    <a:xfrm>
+                      <a:off x="0" y="0"/>
+                      <a:ext cx="5715000" cy="4762500"/>
+                    </a:xfrm>
+                    <a:prstGeom prst="rect">
+                      <a:avLst/>
+                    </a:prstGeom>
+                    <a:noFill/>
+                    <a:ln>
+                      <a:noFill/>
+                    </a:ln>
+                  </pic:spPr>
+                </pic:pic>
+              </a:graphicData>
+            </a:graphic>
+          </wp:inline>
+        </w:drawing>
+      </w:r>
+    </w:p>
+    <w:p>
+      <w:pPr>
+        <w:pStyle w:val="Normal"/>
+        <w:rPr/>
+      </w:pPr>
+      <w:r>
+        <w:rPr/>
+      </w:r>
+    </w:p>
+    <w:p>
+      <w:pPr>
+        <w:pStyle w:val="Normal"/>
+        <w:rPr/>
+      </w:pPr>
+      <w:r>
+        <w:rPr/>
+      </w:r>
+    </w:p>
+    <w:p>
+      <w:pPr>
+        <w:pStyle w:val="Normal"/>
+        <w:rPr/>
+      </w:pPr>
+      <w:r>
+        <w:rPr/>
+        <w:t xml:space="preserve">New Website2</w:t>
+      </w:r>
+    </w:p>
+    <w:p>
+      <w:pPr>
+        <w:pStyle w:val="Normal"/>
+        <w:rPr/>
+      </w:pPr>
+      <w:r>
+        <w:rPr/>
+      </w:r>
+    </w:p>
+    <w:p>
+      <w:pPr>
+        <w:pStyle w:val="Normal"/>
+        <w:rPr/>
+      </w:pPr>
+      <w:r>
+        <w:rPr/>
+      </w:r>
+    </w:p>
+    <w:p>
+      <w:pPr>
+        <w:pStyle w:val="Normal"/>
+        <w:rPr/>
+      </w:pPr>
+      <w:r>
+        <w:rPr/>
+      </w:r>
+    </w:p>
+    <w:p>
+      <w:pPr>
+        <w:pStyle w:val="Normal"/>
+        <w:rPr/>
+      </w:pPr>
+      <w:r>
+        <w:rPr/>
+      </w:r>
+    </w:p>
+    <w:p>
+      <w:pPr>
+        <w:pStyle w:val="Normal"/>
+        <w:rPr/>
+      </w:pPr>
+      <w:r>
+        <w:rPr/>
+      </w:r>
+    </w:p>
+    <w:p>
+      <w:pPr>
+        <w:pStyle w:val="Normal"/>
+        <w:rPr/>
+      </w:pPr>
+      <w:r>
+        <w:rPr/>
+      </w:r>
+    </w:p>
+    <w:p>
+      <w:pPr>
+        <w:pStyle w:val="Normal"/>
+        <w:rPr/>
+      </w:pPr>
+      <w:r>
+        <w:rPr/>
+      </w:r>
+    </w:p>
+    <w:p>
+      <w:pPr>
+        <w:pStyle w:val="Normal"/>
+        <w:rPr/>
+      </w:pPr>
+      <w:r>
+        <w:rPr/>
+      </w:r>
+    </w:p>
+    <w:p>
+      <w:pPr>
+        <w:pStyle w:val="Normal"/>
+        <w:rPr/>
+      </w:pPr>
+      <w:r>
+        <w:rPr/>
+      </w:r>
+    </w:p>
+    <w:p>
+      <w:pPr>
+        <w:pStyle w:val="Normal"/>
+        <w:rPr/>
+      </w:pPr>
+      <w:r>
+        <w:rPr/>
+      </w:r>
+    </w:p>
+    <w:p>
+      <w:pPr>
+        <w:pStyle w:val="Normal"/>
+        <w:rPr/>
+      </w:pPr>
+      <w:r>
+        <w:rPr/>
+      </w:r>
+    </w:p>
+    <w:p>
+      <w:pPr>
+        <w:pStyle w:val="Normal"/>
+        <w:rPr/>
+      </w:pPr>
+      <w:r>
+        <w:rPr/>
+      </w:r>
+    </w:p>
+    <w:p>
+      <w:pPr>
+        <w:pStyle w:val="Normal"/>
+        <w:rPr/>
+      </w:pPr>
+      <w:r>
+        <w:rPr/>
+      </w:r>
+    </w:p>
+    <w:p>
+      <w:pPr>
+        <w:pStyle w:val="Normal"/>
+        <w:rPr/>
+      </w:pPr>
+      <w:r>
+        <w:rPr/>
+      </w:r>
+    </w:p>
+    <w:p>
+      <w:pPr>
+        <w:pStyle w:val="Normal"/>
+        <w:rPr/>
+      </w:pPr>
+      <w:r>
+        <w:rPr/>
+      </w:r>
+    </w:p>
+    <w:p>
+      <w:pPr>
+        <w:pStyle w:val="Normal"/>
+        <w:rPr/>
+      </w:pPr>
+      <w:r>
+        <w:rPr/>
+      </w:r>
+    </w:p>
+    <w:p>
+      <w:pPr>
+        <w:pStyle w:val="Normal"/>
+        <w:rPr/>
+      </w:pPr>
+      <w:r>
+        <w:rPr/>
+      </w:r>
+    </w:p>
+    <w:p>
+      <w:pPr>
+        <w:pStyle w:val="Normal"/>
+        <w:rPr/>
+      </w:pPr>
+      <w:r>
+        <w:rPr/>
+      </w:r>
+    </w:p>
+    <w:p>
+      <w:pPr>
+        <w:pStyle w:val="Normal"/>
         <w:tabs>
-          <w:tab w:val="left" w:pos="6720"/>
+          <w:tab w:val="clear" w:pos="708"/>
+          <w:tab w:val="left" w:pos="6720" w:leader="none"/>
         </w:tabs>
-      </w:pPr>
-      <w:r>
+        <w:spacing w:before="0" w:after="160"/>
+        <w:rPr/>
+      </w:pPr>
+      <w:r>
+        <w:rPr/>
         <w:tab/>
       </w:r>
     </w:p>
     <w:sectPr>
-      <w:headerReference w:type="default" r:id="rId6"/>
-      <w:footerReference w:type="default" r:id="rId7"/>
+      <w:headerReference w:type="default" r:id="rId2"/>
+      <w:footerReference w:type="default" r:id="rId3"/>
+      <w:type w:val="nextPage"/>
       <w:pgSz w:w="12240" w:h="15840"/>
-      <w:pgMar w:top="2479" w:right="1041" w:bottom="1417" w:left="1701" w:header="993" w:footer="454" w:gutter="0"/>
-      <w:cols w:space="708"/>
-      <w:docGrid w:linePitch="360"/>
+      <w:pgMar w:left="1701" w:right="1041" w:gutter="0" w:header="993" w:top="2479" w:footer="454" w:bottom="1417"/>
+      <w:pgNumType w:fmt="decimal"/>
+      <w:formProt w:val="false"/>
+      <w:textDirection w:val="lrTb"/>
+      <w:docGrid w:type="default" w:linePitch="360" w:charSpace="4096"/>
     </w:sectPr>
   </w:body>
 </w:document>
 </file>
 
-<file path=word/endnotes.xml><?xml version="1.0" encoding="utf-8"?>
-<w:endnotes xmlns:wpc="http://schemas.microsoft.com/office/word/2010/wordprocessingCanvas" xmlns:cx="http://schemas.microsoft.com/office/drawing/2014/chartex" xmlns:cx1="http://schemas.microsoft.com/office/drawing/2015/9/8/chartex" xmlns:cx2="http://schemas.microsoft.com/office/drawing/2015/10/21/chartex" xmlns:cx3="http://schemas.microsoft.com/office/drawing/2016/5/9/chartex" xmlns:cx4="http://schemas.microsoft.com/office/drawing/2016/5/10/chartex" xmlns:cx5="http://schemas.microsoft.com/office/drawing/2016/5/11/chartex" xmlns:cx6="http://schemas.microsoft.com/office/drawing/2016/5/12/chartex" xmlns:cx7="http://schemas.microsoft.com/office/drawing/2016/5/13/chartex" xmlns:cx8="http://schemas.microsoft.com/office/drawing/2016/5/14/chartex" xmlns:mc="http://schemas.openxmlformats.org/markup-compatibility/2006" xmlns:aink="http://schemas.microsoft.com/office/drawing/2016/ink" xmlns:am3d="http://schemas.microsoft.com/office/drawing/2017/model3d" xmlns:o="urn:schemas-microsoft-com:office:office" xmlns:r="http://schemas.openxmlformats.org/officeDocument/2006/relationships" xmlns:m="http://schemas.openxmlformats.org/officeDocument/2006/math" xmlns:v="urn:schemas-microsoft-com:vml" xmlns:wp14="http://schemas.microsoft.com/office/word/2010/wordprocessingDrawing" xmlns:wp="http://schemas.openxmlformats.org/drawingml/2006/wordprocessingDrawing" xmlns:w10="urn:schemas-microsoft-com:office:word" xmlns:w="http://schemas.openxmlformats.org/wordprocessingml/2006/main" xmlns:w14="http://schemas.microsoft.com/office/word/2010/wordml" xmlns:w15="http://schemas.microsoft.com/office/word/2012/wordml" xmlns:w16cex="http://schemas.microsoft.com/office/word/2018/wordml/cex" xmlns:w16cid="http://schemas.microsoft.com/office/word/2016/wordml/cid" xmlns:w16="http://schemas.microsoft.com/office/word/2018/wordml" xmlns:w16sdtdh="http://schemas.microsoft.com/office/word/2020/wordml/sdtdatahash" xmlns:w16se="http://schemas.microsoft.com/office/word/2015/wordml/symex" xmlns:wpg="http://schemas.microsoft.com/office/word/2010/wordprocessingGroup" xmlns:wpi="http://schemas.microsoft.com/office/word/2010/wordprocessingInk" xmlns:wne="http://schemas.microsoft.com/office/word/2006/wordml" xmlns:wps="http://schemas.microsoft.com/office/word/2010/wordprocessingShape" mc:Ignorable="w14 w15 w16se w16cid w16 w16cex w16sdtdh wp14">
-  <w:endnote w:type="separator" w:id="-1">
-    <w:p>
-      <w:pPr>
-        <w:spacing w:after="0" w:line="240" w:lineRule="auto"/>
-      </w:pPr>
-      <w:r>
-        <w:separator/>
-      </w:r>
-    </w:p>
-  </w:endnote>
-  <w:endnote w:type="continuationSeparator" w:id="0">
-    <w:p>
-      <w:pPr>
-        <w:spacing w:after="0" w:line="240" w:lineRule="auto"/>
-      </w:pPr>
-      <w:r>
-        <w:continuationSeparator/>
-      </w:r>
-    </w:p>
-  </w:endnote>
-</w:endnotes>
-</file>
-
 <file path=word/footer1.xml><?xml version="1.0" encoding="utf-8"?>
-<w:ftr xmlns:wpc="http://schemas.microsoft.com/office/word/2010/wordprocessingCanvas" xmlns:cx="http://schemas.microsoft.com/office/drawing/2014/chartex" xmlns:cx1="http://schemas.microsoft.com/office/drawing/2015/9/8/chartex" xmlns:cx2="http://schemas.microsoft.com/office/drawing/2015/10/21/chartex" xmlns:cx3="http://schemas.microsoft.com/office/drawing/2016/5/9/chartex" xmlns:cx4="http://schemas.microsoft.com/office/drawing/2016/5/10/chartex" xmlns:cx5="http://schemas.microsoft.com/office/drawing/2016/5/11/chartex" xmlns:cx6="http://schemas.microsoft.com/office/drawing/2016/5/12/chartex" xmlns:cx7="http://schemas.microsoft.com/office/drawing/2016/5/13/chartex" xmlns:cx8="http://schemas.microsoft.com/office/drawing/2016/5/14/chartex" xmlns:mc="http://schemas.openxmlformats.org/markup-compatibility/2006" xmlns:aink="http://schemas.microsoft.com/office/drawing/2016/ink" xmlns:am3d="http://schemas.microsoft.com/office/drawing/2017/model3d" xmlns:o="urn:schemas-microsoft-com:office:office" xmlns:r="http://schemas.openxmlformats.org/officeDocument/2006/relationships" xmlns:m="http://schemas.openxmlformats.org/officeDocument/2006/math" xmlns:v="urn:schemas-microsoft-com:vml" xmlns:wp14="http://schemas.microsoft.com/office/word/2010/wordprocessingDrawing" xmlns:wp="http://schemas.openxmlformats.org/drawingml/2006/wordprocessingDrawing" xmlns:w10="urn:schemas-microsoft-com:office:word" xmlns:w="http://schemas.openxmlformats.org/wordprocessingml/2006/main" xmlns:w14="http://schemas.microsoft.com/office/word/2010/wordml" xmlns:w15="http://schemas.microsoft.com/office/word/2012/wordml" xmlns:w16cex="http://schemas.microsoft.com/office/word/2018/wordml/cex" xmlns:w16cid="http://schemas.microsoft.com/office/word/2016/wordml/cid" xmlns:w16="http://schemas.microsoft.com/office/word/2018/wordml" xmlns:w16sdtdh="http://schemas.microsoft.com/office/word/2020/wordml/sdtdatahash" xmlns:w16se="http://schemas.microsoft.com/office/word/2015/wordml/symex" xmlns:wpg="http://schemas.microsoft.com/office/word/2010/wordprocessingGroup" xmlns:wpi="http://schemas.microsoft.com/office/word/2010/wordprocessingInk" xmlns:wne="http://schemas.microsoft.com/office/word/2006/wordml" xmlns:wps="http://schemas.microsoft.com/office/word/2010/wordprocessingShape" mc:Ignorable="w14 w15 w16se w16cid w16 w16cex w16sdtdh wp14">
+<w:ftr xmlns:o="urn:schemas-microsoft-com:office:office" xmlns:r="http://schemas.openxmlformats.org/officeDocument/2006/relationships" xmlns:v="urn:schemas-microsoft-com:vml" xmlns:w="http://schemas.openxmlformats.org/wordprocessingml/2006/main" xmlns:w10="urn:schemas-microsoft-com:office:word" xmlns:wp="http://schemas.openxmlformats.org/drawingml/2006/wordprocessingDrawing" xmlns:wps="http://schemas.microsoft.com/office/word/2010/wordprocessingShape" xmlns:wpg="http://schemas.microsoft.com/office/word/2010/wordprocessingGroup" xmlns:mc="http://schemas.openxmlformats.org/markup-compatibility/2006" xmlns:wp14="http://schemas.microsoft.com/office/word/2010/wordprocessingDrawing" xmlns:w14="http://schemas.microsoft.com/office/word/2010/wordml" xmlns:w15="http://schemas.microsoft.com/office/word/2012/wordml" mc:Ignorable="w14 wp14 w15">
   <w:p>
     <w:pPr>
-      <w:pStyle w:val="Piedepgina"/>
+      <w:pStyle w:val="Footer"/>
       <w:jc w:val="center"/>
       <w:rPr>
         <w:rFonts w:ascii="Arial" w:hAnsi="Arial" w:cs="Arial"/>
         <w:color w:val="222222"/>
         <w:sz w:val="18"/>
         <w:szCs w:val="18"/>
-        <w:shd w:val="clear" w:color="auto" w:fill="FFFFFF"/>
+        <w:shd w:fill="FFFFFF" w:val="clear"/>
       </w:rPr>
     </w:pPr>
     <w:r>
       <w:rPr>
-        <w:rFonts w:ascii="Arial" w:hAnsi="Arial" w:cs="Arial"/>
-        <w:noProof/>
+        <w:rFonts w:cs="Arial" w:ascii="Arial" w:hAnsi="Arial"/>
         <w:color w:val="222222"/>
         <w:sz w:val="18"/>
         <w:szCs w:val="18"/>
-        <w:shd w:val="clear" w:color="auto" w:fill="FFFFFF"/>
+        <w:shd w:fill="FFFFFF" w:val="clear"/>
       </w:rPr>
       <w:drawing>
-        <wp:anchor distT="0" distB="0" distL="114300" distR="114300" simplePos="0" relativeHeight="251659264" behindDoc="0" locked="0" layoutInCell="1" allowOverlap="1" wp14:anchorId="3959CDB5" wp14:editId="1098A45C">
+        <wp:anchor behindDoc="1" distT="0" distB="0" distL="0" distR="0" simplePos="0" locked="0" layoutInCell="1" allowOverlap="1" relativeHeight="5">
           <wp:simplePos x="0" y="0"/>
           <wp:positionH relativeFrom="column">
             <wp:posOffset>2072640</wp:posOffset>
@@ -169,10 +441,10 @@
           <wp:positionV relativeFrom="paragraph">
             <wp:posOffset>-157480</wp:posOffset>
           </wp:positionV>
-          <wp:extent cx="1549276" cy="218576"/>
+          <wp:extent cx="1549400" cy="218440"/>
           <wp:effectExtent l="0" t="0" r="0" b="0"/>
           <wp:wrapNone/>
-          <wp:docPr id="1070189216" name="Imagen 3"/>
+          <wp:docPr id="2" name="Imagen 3" descr=""/>
           <wp:cNvGraphicFramePr>
             <a:graphicFrameLocks xmlns:a="http://schemas.openxmlformats.org/drawingml/2006/main" noChangeAspect="1"/>
           </wp:cNvGraphicFramePr>
@@ -180,25 +452,21 @@
             <a:graphicData uri="http://schemas.openxmlformats.org/drawingml/2006/picture">
               <pic:pic xmlns:pic="http://schemas.openxmlformats.org/drawingml/2006/picture">
                 <pic:nvPicPr>
-                  <pic:cNvPr id="233578501" name="Imagen 233578501"/>
-                  <pic:cNvPicPr/>
+                  <pic:cNvPr id="2" name="Imagen 3" descr=""/>
+                  <pic:cNvPicPr>
+                    <a:picLocks noChangeAspect="1" noChangeArrowheads="1"/>
+                  </pic:cNvPicPr>
                 </pic:nvPicPr>
                 <pic:blipFill>
-                  <a:blip r:embed="rId1">
-                    <a:extLst>
-                      <a:ext uri="{28A0092B-C50C-407E-A947-70E740481C1C}">
-                        <a14:useLocalDpi xmlns:a14="http://schemas.microsoft.com/office/drawing/2010/main" val="0"/>
-                      </a:ext>
-                    </a:extLst>
-                  </a:blip>
+                  <a:blip r:embed="rId1"/>
                   <a:stretch>
                     <a:fillRect/>
                   </a:stretch>
                 </pic:blipFill>
-                <pic:spPr>
+                <pic:spPr bwMode="auto">
                   <a:xfrm>
                     <a:off x="0" y="0"/>
-                    <a:ext cx="1549276" cy="218576"/>
+                    <a:ext cx="1549400" cy="218440"/>
                   </a:xfrm>
                   <a:prstGeom prst="rect">
                     <a:avLst/>
@@ -207,253 +475,73 @@
               </pic:pic>
             </a:graphicData>
           </a:graphic>
-          <wp14:sizeRelH relativeFrom="margin">
-            <wp14:pctWidth>0</wp14:pctWidth>
-          </wp14:sizeRelH>
-          <wp14:sizeRelV relativeFrom="margin">
-            <wp14:pctHeight>0</wp14:pctHeight>
-          </wp14:sizeRelV>
         </wp:anchor>
       </w:drawing>
     </w:r>
   </w:p>
   <w:p>
     <w:pPr>
-      <w:pStyle w:val="Piedepgina"/>
-      <w:ind w:left="-567"/>
+      <w:pStyle w:val="Footer"/>
+      <w:ind w:left="-567" w:hanging="0"/>
       <w:jc w:val="center"/>
       <w:rPr>
         <w:rFonts w:ascii="Arial" w:hAnsi="Arial" w:cs="Arial"/>
         <w:color w:val="222222"/>
         <w:sz w:val="18"/>
         <w:szCs w:val="18"/>
-        <w:shd w:val="clear" w:color="auto" w:fill="FFFFFF"/>
+        <w:shd w:fill="FFFFFF" w:val="clear"/>
       </w:rPr>
     </w:pPr>
-    <w:proofErr w:type="spellStart"/>
     <w:r>
+      <w:rPr>
+        <w:rFonts w:cs="Arial" w:ascii="Arial" w:hAnsi="Arial"/>
+        <w:color w:val="222222"/>
+        <w:sz w:val="18"/>
+        <w:szCs w:val="18"/>
+        <w:shd w:fill="FFFFFF" w:val="clear"/>
+      </w:rPr>
+      <w:t>Reacreditados Institucionalmente, resolución N° 000020 del 11 de enero de 2023 por el</w:t>
+    </w:r>
+  </w:p>
+  <w:p>
+    <w:pPr>
+      <w:pStyle w:val="Footer"/>
+      <w:ind w:left="-709" w:hanging="0"/>
+      <w:jc w:val="center"/>
       <w:rPr>
         <w:rFonts w:ascii="Arial" w:hAnsi="Arial" w:cs="Arial"/>
         <w:color w:val="222222"/>
         <w:sz w:val="18"/>
         <w:szCs w:val="18"/>
-        <w:shd w:val="clear" w:color="auto" w:fill="FFFFFF"/>
-      </w:rPr>
-      <w:t>Reacreditados</w:t>
-    </w:r>
-    <w:proofErr w:type="spellEnd"/>
+        <w:shd w:fill="FFFFFF" w:val="clear"/>
+      </w:rPr>
+    </w:pPr>
     <w:r>
       <w:rPr>
-        <w:rFonts w:ascii="Arial" w:hAnsi="Arial" w:cs="Arial"/>
+        <w:rFonts w:cs="Arial" w:ascii="Arial" w:hAnsi="Arial"/>
         <w:color w:val="222222"/>
         <w:sz w:val="18"/>
         <w:szCs w:val="18"/>
-        <w:shd w:val="clear" w:color="auto" w:fill="FFFFFF"/>
-      </w:rPr>
-      <w:t> Institucionalmente</w:t>
-    </w:r>
-    <w:r>
-      <w:rPr>
-        <w:rFonts w:ascii="Arial" w:hAnsi="Arial" w:cs="Arial"/>
-        <w:color w:val="222222"/>
-        <w:sz w:val="18"/>
-        <w:szCs w:val="18"/>
-        <w:shd w:val="clear" w:color="auto" w:fill="FFFFFF"/>
-      </w:rPr>
-      <w:t>, r</w:t>
-    </w:r>
-    <w:r>
-      <w:rPr>
-        <w:rFonts w:ascii="Arial" w:hAnsi="Arial" w:cs="Arial"/>
-        <w:color w:val="222222"/>
-        <w:sz w:val="18"/>
-        <w:szCs w:val="18"/>
-        <w:shd w:val="clear" w:color="auto" w:fill="FFFFFF"/>
-      </w:rPr>
-      <w:t xml:space="preserve">esolución </w:t>
-    </w:r>
-    <w:proofErr w:type="spellStart"/>
-    <w:r>
-      <w:rPr>
-        <w:rFonts w:ascii="Arial" w:hAnsi="Arial" w:cs="Arial"/>
-        <w:color w:val="222222"/>
-        <w:sz w:val="18"/>
-        <w:szCs w:val="18"/>
-        <w:shd w:val="clear" w:color="auto" w:fill="FFFFFF"/>
-      </w:rPr>
-      <w:t>N°</w:t>
-    </w:r>
-    <w:proofErr w:type="spellEnd"/>
-    <w:r>
-      <w:rPr>
-        <w:rFonts w:ascii="Arial" w:hAnsi="Arial" w:cs="Arial"/>
-        <w:color w:val="222222"/>
-        <w:sz w:val="18"/>
-        <w:szCs w:val="18"/>
-        <w:shd w:val="clear" w:color="auto" w:fill="FFFFFF"/>
-      </w:rPr>
-      <w:t xml:space="preserve"> 000020 del 11 de enero de 2023</w:t>
-    </w:r>
-    <w:r>
-      <w:rPr>
-        <w:rFonts w:ascii="Arial" w:hAnsi="Arial" w:cs="Arial"/>
-        <w:color w:val="222222"/>
-        <w:sz w:val="18"/>
-        <w:szCs w:val="18"/>
-        <w:shd w:val="clear" w:color="auto" w:fill="FFFFFF"/>
-      </w:rPr>
-      <w:t xml:space="preserve"> p</w:t>
-    </w:r>
-    <w:r>
-      <w:rPr>
-        <w:rFonts w:ascii="Arial" w:hAnsi="Arial" w:cs="Arial"/>
-        <w:color w:val="222222"/>
-        <w:sz w:val="18"/>
-        <w:szCs w:val="18"/>
-        <w:shd w:val="clear" w:color="auto" w:fill="FFFFFF"/>
-      </w:rPr>
-      <w:t>or</w:t>
-    </w:r>
-    <w:r>
-      <w:rPr>
-        <w:rFonts w:ascii="Arial" w:hAnsi="Arial" w:cs="Arial"/>
-        <w:color w:val="222222"/>
-        <w:sz w:val="18"/>
-        <w:szCs w:val="18"/>
-        <w:shd w:val="clear" w:color="auto" w:fill="FFFFFF"/>
-      </w:rPr>
-      <w:t xml:space="preserve"> el</w:t>
+        <w:shd w:fill="FFFFFF" w:val="clear"/>
+      </w:rPr>
+      <w:t>Ministerio de Educación Nacional, certificados en: ISO: 9001 – ISO: 45001 e ISO: 14001 ICONTEC</w:t>
     </w:r>
   </w:p>
   <w:p>
     <w:pPr>
-      <w:pStyle w:val="Piedepgina"/>
-      <w:ind w:left="-709"/>
+      <w:pStyle w:val="Footer"/>
+      <w:ind w:left="-709" w:hanging="0"/>
       <w:jc w:val="center"/>
       <w:rPr>
-        <w:rFonts w:ascii="Arial" w:hAnsi="Arial" w:cs="Arial"/>
-        <w:color w:val="222222"/>
-        <w:sz w:val="18"/>
-        <w:szCs w:val="18"/>
-        <w:shd w:val="clear" w:color="auto" w:fill="FFFFFF"/>
+        <w:rFonts w:ascii="Myriad Pro" w:hAnsi="Myriad Pro"/>
+        <w:b/>
+        <w:bCs/>
+        <w:i/>
+        <w:i/>
+        <w:iCs/>
       </w:rPr>
     </w:pPr>
     <w:r>
-      <w:rPr>
-        <w:rFonts w:ascii="Arial" w:hAnsi="Arial" w:cs="Arial"/>
-        <w:color w:val="222222"/>
-        <w:sz w:val="18"/>
-        <w:szCs w:val="18"/>
-        <w:shd w:val="clear" w:color="auto" w:fill="FFFFFF"/>
-      </w:rPr>
-      <w:t>Ministerio</w:t>
-    </w:r>
-    <w:r>
-      <w:rPr>
-        <w:rFonts w:ascii="Arial" w:hAnsi="Arial" w:cs="Arial"/>
-        <w:color w:val="222222"/>
-        <w:sz w:val="18"/>
-        <w:szCs w:val="18"/>
-        <w:shd w:val="clear" w:color="auto" w:fill="FFFFFF"/>
-      </w:rPr>
-      <w:t xml:space="preserve"> </w:t>
-    </w:r>
-    <w:r>
-      <w:rPr>
-        <w:rFonts w:ascii="Arial" w:hAnsi="Arial" w:cs="Arial"/>
-        <w:color w:val="222222"/>
-        <w:sz w:val="18"/>
-        <w:szCs w:val="18"/>
-        <w:shd w:val="clear" w:color="auto" w:fill="FFFFFF"/>
-      </w:rPr>
-      <w:t>de Educación</w:t>
-    </w:r>
-    <w:r>
-      <w:rPr>
-        <w:rFonts w:ascii="Arial" w:hAnsi="Arial" w:cs="Arial"/>
-        <w:color w:val="222222"/>
-        <w:sz w:val="18"/>
-        <w:szCs w:val="18"/>
-        <w:shd w:val="clear" w:color="auto" w:fill="FFFFFF"/>
-      </w:rPr>
-      <w:t xml:space="preserve"> </w:t>
-    </w:r>
-    <w:r>
-      <w:rPr>
-        <w:rFonts w:ascii="Arial" w:hAnsi="Arial" w:cs="Arial"/>
-        <w:color w:val="222222"/>
-        <w:sz w:val="18"/>
-        <w:szCs w:val="18"/>
-        <w:shd w:val="clear" w:color="auto" w:fill="FFFFFF"/>
-      </w:rPr>
-      <w:t xml:space="preserve">Nacional, certificados en: ISO: 9001 </w:t>
-    </w:r>
-    <w:r>
-      <w:rPr>
-        <w:rFonts w:ascii="Arial" w:hAnsi="Arial" w:cs="Arial"/>
-        <w:color w:val="222222"/>
-        <w:sz w:val="18"/>
-        <w:szCs w:val="18"/>
-        <w:shd w:val="clear" w:color="auto" w:fill="FFFFFF"/>
-      </w:rPr>
-      <w:t>–</w:t>
-    </w:r>
-    <w:r>
-      <w:rPr>
-        <w:rFonts w:ascii="Arial" w:hAnsi="Arial" w:cs="Arial"/>
-        <w:color w:val="222222"/>
-        <w:sz w:val="18"/>
-        <w:szCs w:val="18"/>
-        <w:shd w:val="clear" w:color="auto" w:fill="FFFFFF"/>
-      </w:rPr>
-      <w:t xml:space="preserve"> ISO</w:t>
-    </w:r>
-    <w:r>
-      <w:rPr>
-        <w:rFonts w:ascii="Arial" w:hAnsi="Arial" w:cs="Arial"/>
-        <w:color w:val="222222"/>
-        <w:sz w:val="18"/>
-        <w:szCs w:val="18"/>
-        <w:shd w:val="clear" w:color="auto" w:fill="FFFFFF"/>
-      </w:rPr>
-      <w:t>:</w:t>
-    </w:r>
-    <w:r>
-      <w:rPr>
-        <w:rFonts w:ascii="Arial" w:hAnsi="Arial" w:cs="Arial"/>
-        <w:color w:val="222222"/>
-        <w:sz w:val="18"/>
-        <w:szCs w:val="18"/>
-        <w:shd w:val="clear" w:color="auto" w:fill="FFFFFF"/>
-      </w:rPr>
-      <w:t xml:space="preserve"> 45001 e ISO</w:t>
-    </w:r>
-    <w:r>
-      <w:rPr>
-        <w:rFonts w:ascii="Arial" w:hAnsi="Arial" w:cs="Arial"/>
-        <w:color w:val="222222"/>
-        <w:sz w:val="18"/>
-        <w:szCs w:val="18"/>
-        <w:shd w:val="clear" w:color="auto" w:fill="FFFFFF"/>
-      </w:rPr>
-      <w:t xml:space="preserve">: </w:t>
-    </w:r>
-    <w:r>
-      <w:rPr>
-        <w:rFonts w:ascii="Arial" w:hAnsi="Arial" w:cs="Arial"/>
-        <w:color w:val="222222"/>
-        <w:sz w:val="18"/>
-        <w:szCs w:val="18"/>
-        <w:shd w:val="clear" w:color="auto" w:fill="FFFFFF"/>
-      </w:rPr>
-      <w:t>14001 ICONTEC</w:t>
-    </w:r>
-  </w:p>
-  <w:p>
-    <w:pPr>
-      <w:pStyle w:val="Piedepgina"/>
-      <w:ind w:left="-709"/>
-      <w:jc w:val="center"/>
       <w:rPr>
         <w:rFonts w:ascii="Myriad Pro" w:hAnsi="Myriad Pro"/>
         <w:b/>
@@ -461,39 +549,19 @@
         <w:i/>
         <w:iCs/>
       </w:rPr>
-    </w:pPr>
-    <w:proofErr w:type="spellStart"/>
-    <w:r>
+      <w:t>Unicórdoba, calidad, innovación e inclusión para la transformación del territorio</w:t>
+    </w:r>
+  </w:p>
+  <w:p>
+    <w:pPr>
+      <w:pStyle w:val="Footer"/>
+      <w:ind w:left="-709" w:hanging="0"/>
+      <w:jc w:val="center"/>
       <w:rPr>
         <w:rFonts w:ascii="Myriad Pro" w:hAnsi="Myriad Pro"/>
         <w:b/>
         <w:bCs/>
         <w:i/>
-        <w:iCs/>
-      </w:rPr>
-      <w:t>Unicórdoba</w:t>
-    </w:r>
-    <w:proofErr w:type="spellEnd"/>
-    <w:r>
-      <w:rPr>
-        <w:rFonts w:ascii="Myriad Pro" w:hAnsi="Myriad Pro"/>
-        <w:b/>
-        <w:bCs/>
-        <w:i/>
-        <w:iCs/>
-      </w:rPr>
-      <w:t>, calidad, innovación e inclusión para la transformación del territorio</w:t>
-    </w:r>
-  </w:p>
-  <w:p>
-    <w:pPr>
-      <w:pStyle w:val="Piedepgina"/>
-      <w:ind w:left="-709"/>
-      <w:jc w:val="center"/>
-      <w:rPr>
-        <w:rFonts w:ascii="Myriad Pro" w:hAnsi="Myriad Pro"/>
-        <w:b/>
-        <w:bCs/>
         <w:i/>
         <w:iCs/>
         <w:sz w:val="18"/>
@@ -516,79 +584,39 @@
         <w:sz w:val="18"/>
         <w:szCs w:val="18"/>
       </w:rPr>
-      <w:t xml:space="preserve"> - Carrera</w:t>
-    </w:r>
-    <w:r>
-      <w:rPr>
-        <w:rFonts w:ascii="Myriad Pro" w:hAnsi="Myriad Pro"/>
-        <w:sz w:val="18"/>
-        <w:szCs w:val="18"/>
-      </w:rPr>
-      <w:t xml:space="preserve"> 6</w:t>
-    </w:r>
-    <w:r>
-      <w:rPr>
-        <w:rFonts w:ascii="Myriad Pro" w:hAnsi="Myriad Pro"/>
-        <w:sz w:val="18"/>
-        <w:szCs w:val="18"/>
-      </w:rPr>
-      <w:t>ª</w:t>
-    </w:r>
-    <w:r>
-      <w:rPr>
-        <w:rFonts w:ascii="Myriad Pro" w:hAnsi="Myriad Pro"/>
-        <w:sz w:val="18"/>
-        <w:szCs w:val="18"/>
-      </w:rPr>
-      <w:t>. No. 77-305 Montería - NIT: 891080031-3   -   www.unicordoba.edu.co</w:t>
+      <w:t xml:space="preserve"> - Carrera 6ª. No. 77-305 Montería - NIT: 891080031-3   -   www.unicordoba.edu.co</w:t>
     </w:r>
   </w:p>
   <w:p>
     <w:pPr>
-      <w:pStyle w:val="Piedepgina"/>
+      <w:pStyle w:val="Footer"/>
       <w:jc w:val="center"/>
       <w:rPr>
         <w:rFonts w:ascii="Arial" w:hAnsi="Arial" w:cs="Arial"/>
         <w:color w:val="222222"/>
         <w:sz w:val="18"/>
         <w:szCs w:val="18"/>
-        <w:shd w:val="clear" w:color="auto" w:fill="FFFFFF"/>
+        <w:shd w:fill="FFFFFF" w:val="clear"/>
       </w:rPr>
     </w:pPr>
+    <w:r>
+      <w:rPr>
+        <w:rFonts w:cs="Arial" w:ascii="Arial" w:hAnsi="Arial"/>
+        <w:color w:val="222222"/>
+        <w:sz w:val="18"/>
+        <w:szCs w:val="18"/>
+        <w:shd w:fill="FFFFFF" w:val="clear"/>
+      </w:rPr>
+    </w:r>
   </w:p>
 </w:ftr>
 </file>
 
-<file path=word/footnotes.xml><?xml version="1.0" encoding="utf-8"?>
-<w:footnotes xmlns:wpc="http://schemas.microsoft.com/office/word/2010/wordprocessingCanvas" xmlns:cx="http://schemas.microsoft.com/office/drawing/2014/chartex" xmlns:cx1="http://schemas.microsoft.com/office/drawing/2015/9/8/chartex" xmlns:cx2="http://schemas.microsoft.com/office/drawing/2015/10/21/chartex" xmlns:cx3="http://schemas.microsoft.com/office/drawing/2016/5/9/chartex" xmlns:cx4="http://schemas.microsoft.com/office/drawing/2016/5/10/chartex" xmlns:cx5="http://schemas.microsoft.com/office/drawing/2016/5/11/chartex" xmlns:cx6="http://schemas.microsoft.com/office/drawing/2016/5/12/chartex" xmlns:cx7="http://schemas.microsoft.com/office/drawing/2016/5/13/chartex" xmlns:cx8="http://schemas.microsoft.com/office/drawing/2016/5/14/chartex" xmlns:mc="http://schemas.openxmlformats.org/markup-compatibility/2006" xmlns:aink="http://schemas.microsoft.com/office/drawing/2016/ink" xmlns:am3d="http://schemas.microsoft.com/office/drawing/2017/model3d" xmlns:o="urn:schemas-microsoft-com:office:office" xmlns:r="http://schemas.openxmlformats.org/officeDocument/2006/relationships" xmlns:m="http://schemas.openxmlformats.org/officeDocument/2006/math" xmlns:v="urn:schemas-microsoft-com:vml" xmlns:wp14="http://schemas.microsoft.com/office/word/2010/wordprocessingDrawing" xmlns:wp="http://schemas.openxmlformats.org/drawingml/2006/wordprocessingDrawing" xmlns:w10="urn:schemas-microsoft-com:office:word" xmlns:w="http://schemas.openxmlformats.org/wordprocessingml/2006/main" xmlns:w14="http://schemas.microsoft.com/office/word/2010/wordml" xmlns:w15="http://schemas.microsoft.com/office/word/2012/wordml" xmlns:w16cex="http://schemas.microsoft.com/office/word/2018/wordml/cex" xmlns:w16cid="http://schemas.microsoft.com/office/word/2016/wordml/cid" xmlns:w16="http://schemas.microsoft.com/office/word/2018/wordml" xmlns:w16sdtdh="http://schemas.microsoft.com/office/word/2020/wordml/sdtdatahash" xmlns:w16se="http://schemas.microsoft.com/office/word/2015/wordml/symex" xmlns:wpg="http://schemas.microsoft.com/office/word/2010/wordprocessingGroup" xmlns:wpi="http://schemas.microsoft.com/office/word/2010/wordprocessingInk" xmlns:wne="http://schemas.microsoft.com/office/word/2006/wordml" xmlns:wps="http://schemas.microsoft.com/office/word/2010/wordprocessingShape" mc:Ignorable="w14 w15 w16se w16cid w16 w16cex w16sdtdh wp14">
-  <w:footnote w:type="separator" w:id="-1">
-    <w:p>
-      <w:pPr>
-        <w:spacing w:after="0" w:line="240" w:lineRule="auto"/>
-      </w:pPr>
-      <w:r>
-        <w:separator/>
-      </w:r>
-    </w:p>
-  </w:footnote>
-  <w:footnote w:type="continuationSeparator" w:id="0">
-    <w:p>
-      <w:pPr>
-        <w:spacing w:after="0" w:line="240" w:lineRule="auto"/>
-      </w:pPr>
-      <w:r>
-        <w:continuationSeparator/>
-      </w:r>
-    </w:p>
-  </w:footnote>
-</w:footnotes>
-</file>
-
 <file path=word/header1.xml><?xml version="1.0" encoding="utf-8"?>
-<w:hdr xmlns:wpc="http://schemas.microsoft.com/office/word/2010/wordprocessingCanvas" xmlns:cx="http://schemas.microsoft.com/office/drawing/2014/chartex" xmlns:cx1="http://schemas.microsoft.com/office/drawing/2015/9/8/chartex" xmlns:cx2="http://schemas.microsoft.com/office/drawing/2015/10/21/chartex" xmlns:cx3="http://schemas.microsoft.com/office/drawing/2016/5/9/chartex" xmlns:cx4="http://schemas.microsoft.com/office/drawing/2016/5/10/chartex" xmlns:cx5="http://schemas.microsoft.com/office/drawing/2016/5/11/chartex" xmlns:cx6="http://schemas.microsoft.com/office/drawing/2016/5/12/chartex" xmlns:cx7="http://schemas.microsoft.com/office/drawing/2016/5/13/chartex" xmlns:cx8="http://schemas.microsoft.com/office/drawing/2016/5/14/chartex" xmlns:mc="http://schemas.openxmlformats.org/markup-compatibility/2006" xmlns:aink="http://schemas.microsoft.com/office/drawing/2016/ink" xmlns:am3d="http://schemas.microsoft.com/office/drawing/2017/model3d" xmlns:o="urn:schemas-microsoft-com:office:office" xmlns:r="http://schemas.openxmlformats.org/officeDocument/2006/relationships" xmlns:m="http://schemas.openxmlformats.org/officeDocument/2006/math" xmlns:v="urn:schemas-microsoft-com:vml" xmlns:wp14="http://schemas.microsoft.com/office/word/2010/wordprocessingDrawing" xmlns:wp="http://schemas.openxmlformats.org/drawingml/2006/wordprocessingDrawing" xmlns:w10="urn:schemas-microsoft-com:office:word" xmlns:w="http://schemas.openxmlformats.org/wordprocessingml/2006/main" xmlns:w14="http://schemas.microsoft.com/office/word/2010/wordml" xmlns:w15="http://schemas.microsoft.com/office/word/2012/wordml" xmlns:w16cex="http://schemas.microsoft.com/office/word/2018/wordml/cex" xmlns:w16cid="http://schemas.microsoft.com/office/word/2016/wordml/cid" xmlns:w16="http://schemas.microsoft.com/office/word/2018/wordml" xmlns:w16sdtdh="http://schemas.microsoft.com/office/word/2020/wordml/sdtdatahash" xmlns:w16se="http://schemas.microsoft.com/office/word/2015/wordml/symex" xmlns:wpg="http://schemas.microsoft.com/office/word/2010/wordprocessingGroup" xmlns:wpi="http://schemas.microsoft.com/office/word/2010/wordprocessingInk" xmlns:wne="http://schemas.microsoft.com/office/word/2006/wordml" xmlns:wps="http://schemas.microsoft.com/office/word/2010/wordprocessingShape" mc:Ignorable="w14 w15 w16se w16cid w16 w16cex w16sdtdh wp14">
+<w:hdr xmlns:o="urn:schemas-microsoft-com:office:office" xmlns:r="http://schemas.openxmlformats.org/officeDocument/2006/relationships" xmlns:v="urn:schemas-microsoft-com:vml" xmlns:w="http://schemas.openxmlformats.org/wordprocessingml/2006/main" xmlns:w10="urn:schemas-microsoft-com:office:word" xmlns:wp="http://schemas.openxmlformats.org/drawingml/2006/wordprocessingDrawing" xmlns:wps="http://schemas.microsoft.com/office/word/2010/wordprocessingShape" xmlns:wpg="http://schemas.microsoft.com/office/word/2010/wordprocessingGroup" xmlns:mc="http://schemas.openxmlformats.org/markup-compatibility/2006" xmlns:wp14="http://schemas.microsoft.com/office/word/2010/wordprocessingDrawing" xmlns:w14="http://schemas.microsoft.com/office/word/2010/wordml" xmlns:w15="http://schemas.microsoft.com/office/word/2012/wordml" mc:Ignorable="w14 wp14 w15">
   <w:p>
     <w:pPr>
-      <w:pStyle w:val="Encabezado"/>
+      <w:pStyle w:val="Header"/>
       <w:ind w:hanging="567"/>
       <w:rPr>
         <w:rFonts w:ascii="Benguiat" w:hAnsi="Benguiat" w:cs="Benguiat"/>
@@ -599,16 +627,8 @@
       </w:rPr>
     </w:pPr>
     <w:r>
-      <w:rPr>
-        <w:rFonts w:ascii="Benguiat" w:hAnsi="Benguiat" w:cs="Benguiat"/>
-        <w:b/>
-        <w:bCs/>
-        <w:noProof/>
-        <w:sz w:val="42"/>
-        <w:szCs w:val="42"/>
-      </w:rPr>
       <w:drawing>
-        <wp:anchor distT="0" distB="0" distL="114300" distR="114300" simplePos="0" relativeHeight="251660288" behindDoc="1" locked="0" layoutInCell="1" allowOverlap="1" wp14:anchorId="5C6026B3" wp14:editId="73AA4E5E">
+        <wp:anchor behindDoc="1" distT="0" distB="0" distL="0" distR="0" simplePos="0" locked="0" layoutInCell="1" allowOverlap="1" relativeHeight="3">
           <wp:simplePos x="0" y="0"/>
           <wp:positionH relativeFrom="column">
             <wp:posOffset>-1137285</wp:posOffset>
@@ -616,10 +636,10 @@
           <wp:positionV relativeFrom="paragraph">
             <wp:posOffset>-554355</wp:posOffset>
           </wp:positionV>
-          <wp:extent cx="7661194" cy="1334135"/>
+          <wp:extent cx="7661275" cy="1334135"/>
           <wp:effectExtent l="0" t="0" r="0" b="0"/>
           <wp:wrapNone/>
-          <wp:docPr id="555173261" name="Imagen 1"/>
+          <wp:docPr id="1" name="Imagen 1" descr=""/>
           <wp:cNvGraphicFramePr>
             <a:graphicFrameLocks xmlns:a="http://schemas.openxmlformats.org/drawingml/2006/main" noChangeAspect="1"/>
           </wp:cNvGraphicFramePr>
@@ -627,25 +647,21 @@
             <a:graphicData uri="http://schemas.openxmlformats.org/drawingml/2006/picture">
               <pic:pic xmlns:pic="http://schemas.openxmlformats.org/drawingml/2006/picture">
                 <pic:nvPicPr>
-                  <pic:cNvPr id="1786882634" name="Imagen 1786882634"/>
-                  <pic:cNvPicPr/>
+                  <pic:cNvPr id="1" name="Imagen 1" descr=""/>
+                  <pic:cNvPicPr>
+                    <a:picLocks noChangeAspect="1" noChangeArrowheads="1"/>
+                  </pic:cNvPicPr>
                 </pic:nvPicPr>
                 <pic:blipFill>
-                  <a:blip r:embed="rId1">
-                    <a:extLst>
-                      <a:ext uri="{28A0092B-C50C-407E-A947-70E740481C1C}">
-                        <a14:useLocalDpi xmlns:a14="http://schemas.microsoft.com/office/drawing/2010/main" val="0"/>
-                      </a:ext>
-                    </a:extLst>
-                  </a:blip>
+                  <a:blip r:embed="rId1"/>
                   <a:stretch>
                     <a:fillRect/>
                   </a:stretch>
                 </pic:blipFill>
-                <pic:spPr>
+                <pic:spPr bwMode="auto">
                   <a:xfrm>
                     <a:off x="0" y="0"/>
-                    <a:ext cx="7661194" cy="1334135"/>
+                    <a:ext cx="7661275" cy="1334135"/>
                   </a:xfrm>
                   <a:prstGeom prst="rect">
                     <a:avLst/>
@@ -654,18 +670,12 @@
               </pic:pic>
             </a:graphicData>
           </a:graphic>
-          <wp14:sizeRelH relativeFrom="margin">
-            <wp14:pctWidth>0</wp14:pctWidth>
-          </wp14:sizeRelH>
-          <wp14:sizeRelV relativeFrom="margin">
-            <wp14:pctHeight>0</wp14:pctHeight>
-          </wp14:sizeRelV>
         </wp:anchor>
       </w:drawing>
     </w:r>
     <w:r>
       <w:rPr>
-        <w:rFonts w:ascii="Benguiat" w:hAnsi="Benguiat" w:cs="Benguiat"/>
+        <w:rFonts w:cs="Benguiat" w:ascii="Benguiat" w:hAnsi="Benguiat"/>
         <w:b/>
         <w:bCs/>
         <w:sz w:val="42"/>
@@ -676,7 +686,7 @@
   </w:p>
   <w:p>
     <w:pPr>
-      <w:pStyle w:val="Encabezado"/>
+      <w:pStyle w:val="Header"/>
       <w:ind w:hanging="567"/>
       <w:rPr>
         <w:rFonts w:ascii="Myriad Pro" w:hAnsi="Myriad Pro"/>
@@ -693,11 +703,11 @@
 </file>
 
 <file path=word/styles.xml><?xml version="1.0" encoding="utf-8"?>
-<w:styles xmlns:mc="http://schemas.openxmlformats.org/markup-compatibility/2006" xmlns:r="http://schemas.openxmlformats.org/officeDocument/2006/relationships" xmlns:w="http://schemas.openxmlformats.org/wordprocessingml/2006/main" xmlns:w14="http://schemas.microsoft.com/office/word/2010/wordml" xmlns:w15="http://schemas.microsoft.com/office/word/2012/wordml" xmlns:w16cex="http://schemas.microsoft.com/office/word/2018/wordml/cex" xmlns:w16cid="http://schemas.microsoft.com/office/word/2016/wordml/cid" xmlns:w16="http://schemas.microsoft.com/office/word/2018/wordml" xmlns:w16sdtdh="http://schemas.microsoft.com/office/word/2020/wordml/sdtdatahash" xmlns:w16se="http://schemas.microsoft.com/office/word/2015/wordml/symex" mc:Ignorable="w14 w15 w16se w16cid w16 w16cex w16sdtdh">
+<w:styles xmlns:w="http://schemas.openxmlformats.org/wordprocessingml/2006/main" xmlns:w14="http://schemas.microsoft.com/office/word/2010/wordml" xmlns:mc="http://schemas.openxmlformats.org/markup-compatibility/2006" mc:Ignorable="w14">
   <w:docDefaults>
     <w:rPrDefault>
       <w:rPr>
-        <w:rFonts w:asciiTheme="minorHAnsi" w:eastAsiaTheme="minorHAnsi" w:hAnsiTheme="minorHAnsi" w:cstheme="minorBidi"/>
+        <w:rFonts w:ascii="Calibri" w:hAnsi="Calibri" w:eastAsia="Calibri" w:cs="" w:asciiTheme="minorHAnsi" w:cstheme="minorBidi" w:eastAsiaTheme="minorHAnsi" w:hAnsiTheme="minorHAnsi"/>
         <w:kern w:val="2"/>
         <w:sz w:val="22"/>
         <w:szCs w:val="22"/>
@@ -707,21 +717,21 @@
     </w:rPrDefault>
     <w:pPrDefault>
       <w:pPr>
-        <w:spacing w:after="160" w:line="259" w:lineRule="auto"/>
+        <w:suppressAutoHyphens w:val="true"/>
       </w:pPr>
     </w:pPrDefault>
   </w:docDefaults>
   <w:latentStyles w:defLockedState="0" w:defUIPriority="99" w:defSemiHidden="0" w:defUnhideWhenUsed="0" w:defQFormat="0" w:count="376">
     <w:lsdException w:name="Normal" w:uiPriority="0" w:qFormat="1"/>
     <w:lsdException w:name="heading 1" w:uiPriority="9" w:qFormat="1"/>
-    <w:lsdException w:name="heading 2" w:semiHidden="1" w:uiPriority="9" w:unhideWhenUsed="1" w:qFormat="1"/>
-    <w:lsdException w:name="heading 3" w:semiHidden="1" w:uiPriority="9" w:unhideWhenUsed="1" w:qFormat="1"/>
-    <w:lsdException w:name="heading 4" w:semiHidden="1" w:uiPriority="9" w:unhideWhenUsed="1" w:qFormat="1"/>
-    <w:lsdException w:name="heading 5" w:semiHidden="1" w:uiPriority="9" w:unhideWhenUsed="1" w:qFormat="1"/>
-    <w:lsdException w:name="heading 6" w:semiHidden="1" w:uiPriority="9" w:unhideWhenUsed="1" w:qFormat="1"/>
-    <w:lsdException w:name="heading 7" w:semiHidden="1" w:uiPriority="9" w:unhideWhenUsed="1" w:qFormat="1"/>
-    <w:lsdException w:name="heading 8" w:semiHidden="1" w:uiPriority="9" w:unhideWhenUsed="1" w:qFormat="1"/>
-    <w:lsdException w:name="heading 9" w:semiHidden="1" w:uiPriority="9" w:unhideWhenUsed="1" w:qFormat="1"/>
+    <w:lsdException w:name="heading 2" w:uiPriority="9" w:semiHidden="1" w:unhideWhenUsed="1" w:qFormat="1"/>
+    <w:lsdException w:name="heading 3" w:uiPriority="9" w:semiHidden="1" w:unhideWhenUsed="1" w:qFormat="1"/>
+    <w:lsdException w:name="heading 4" w:uiPriority="9" w:semiHidden="1" w:unhideWhenUsed="1" w:qFormat="1"/>
+    <w:lsdException w:name="heading 5" w:uiPriority="9" w:semiHidden="1" w:unhideWhenUsed="1" w:qFormat="1"/>
+    <w:lsdException w:name="heading 6" w:uiPriority="9" w:semiHidden="1" w:unhideWhenUsed="1" w:qFormat="1"/>
+    <w:lsdException w:name="heading 7" w:uiPriority="9" w:semiHidden="1" w:unhideWhenUsed="1" w:qFormat="1"/>
+    <w:lsdException w:name="heading 8" w:uiPriority="9" w:semiHidden="1" w:unhideWhenUsed="1" w:qFormat="1"/>
+    <w:lsdException w:name="heading 9" w:uiPriority="9" w:semiHidden="1" w:unhideWhenUsed="1" w:qFormat="1"/>
     <w:lsdException w:name="index 1" w:semiHidden="1" w:unhideWhenUsed="1"/>
     <w:lsdException w:name="index 2" w:semiHidden="1" w:unhideWhenUsed="1"/>
     <w:lsdException w:name="index 3" w:semiHidden="1" w:unhideWhenUsed="1"/>
@@ -731,22 +741,22 @@
     <w:lsdException w:name="index 7" w:semiHidden="1" w:unhideWhenUsed="1"/>
     <w:lsdException w:name="index 8" w:semiHidden="1" w:unhideWhenUsed="1"/>
     <w:lsdException w:name="index 9" w:semiHidden="1" w:unhideWhenUsed="1"/>
-    <w:lsdException w:name="toc 1" w:semiHidden="1" w:uiPriority="39" w:unhideWhenUsed="1"/>
-    <w:lsdException w:name="toc 2" w:semiHidden="1" w:uiPriority="39" w:unhideWhenUsed="1"/>
-    <w:lsdException w:name="toc 3" w:semiHidden="1" w:uiPriority="39" w:unhideWhenUsed="1"/>
-    <w:lsdException w:name="toc 4" w:semiHidden="1" w:uiPriority="39" w:unhideWhenUsed="1"/>
-    <w:lsdException w:name="toc 5" w:semiHidden="1" w:uiPriority="39" w:unhideWhenUsed="1"/>
-    <w:lsdException w:name="toc 6" w:semiHidden="1" w:uiPriority="39" w:unhideWhenUsed="1"/>
-    <w:lsdException w:name="toc 7" w:semiHidden="1" w:uiPriority="39" w:unhideWhenUsed="1"/>
-    <w:lsdException w:name="toc 8" w:semiHidden="1" w:uiPriority="39" w:unhideWhenUsed="1"/>
-    <w:lsdException w:name="toc 9" w:semiHidden="1" w:uiPriority="39" w:unhideWhenUsed="1"/>
+    <w:lsdException w:name="toc 1" w:uiPriority="39" w:semiHidden="1" w:unhideWhenUsed="1"/>
+    <w:lsdException w:name="toc 2" w:uiPriority="39" w:semiHidden="1" w:unhideWhenUsed="1"/>
+    <w:lsdException w:name="toc 3" w:uiPriority="39" w:semiHidden="1" w:unhideWhenUsed="1"/>
+    <w:lsdException w:name="toc 4" w:uiPriority="39" w:semiHidden="1" w:unhideWhenUsed="1"/>
+    <w:lsdException w:name="toc 5" w:uiPriority="39" w:semiHidden="1" w:unhideWhenUsed="1"/>
+    <w:lsdException w:name="toc 6" w:uiPriority="39" w:semiHidden="1" w:unhideWhenUsed="1"/>
+    <w:lsdException w:name="toc 7" w:uiPriority="39" w:semiHidden="1" w:unhideWhenUsed="1"/>
+    <w:lsdException w:name="toc 8" w:uiPriority="39" w:semiHidden="1" w:unhideWhenUsed="1"/>
+    <w:lsdException w:name="toc 9" w:uiPriority="39" w:semiHidden="1" w:unhideWhenUsed="1"/>
     <w:lsdException w:name="Normal Indent" w:semiHidden="1" w:unhideWhenUsed="1"/>
     <w:lsdException w:name="footnote text" w:semiHidden="1" w:unhideWhenUsed="1"/>
     <w:lsdException w:name="annotation text" w:semiHidden="1" w:unhideWhenUsed="1"/>
     <w:lsdException w:name="header" w:semiHidden="1" w:unhideWhenUsed="1"/>
     <w:lsdException w:name="footer" w:semiHidden="1" w:unhideWhenUsed="1"/>
     <w:lsdException w:name="index heading" w:semiHidden="1" w:unhideWhenUsed="1"/>
-    <w:lsdException w:name="caption" w:semiHidden="1" w:uiPriority="35" w:unhideWhenUsed="1" w:qFormat="1"/>
+    <w:lsdException w:name="caption" w:uiPriority="35" w:semiHidden="1" w:unhideWhenUsed="1" w:qFormat="1"/>
     <w:lsdException w:name="table of figures" w:semiHidden="1" w:unhideWhenUsed="1"/>
     <w:lsdException w:name="envelope address" w:semiHidden="1" w:unhideWhenUsed="1"/>
     <w:lsdException w:name="envelope return" w:semiHidden="1" w:unhideWhenUsed="1"/>
@@ -777,7 +787,7 @@
     <w:lsdException w:name="Title" w:uiPriority="10" w:qFormat="1"/>
     <w:lsdException w:name="Closing" w:semiHidden="1" w:unhideWhenUsed="1"/>
     <w:lsdException w:name="Signature" w:semiHidden="1" w:unhideWhenUsed="1"/>
-    <w:lsdException w:name="Default Paragraph Font" w:semiHidden="1" w:uiPriority="1" w:unhideWhenUsed="1"/>
+    <w:lsdException w:name="Default Paragraph Font" w:uiPriority="1" w:semiHidden="1" w:unhideWhenUsed="1"/>
     <w:lsdException w:name="Body Text" w:semiHidden="1" w:unhideWhenUsed="1"/>
     <w:lsdException w:name="Body Text Indent" w:semiHidden="1" w:unhideWhenUsed="1"/>
     <w:lsdException w:name="List Continue" w:semiHidden="1" w:unhideWhenUsed="1"/>
@@ -977,8 +987,8 @@
     <w:lsdException w:name="Subtle Reference" w:uiPriority="31" w:qFormat="1"/>
     <w:lsdException w:name="Intense Reference" w:uiPriority="32" w:qFormat="1"/>
     <w:lsdException w:name="Book Title" w:uiPriority="33" w:qFormat="1"/>
-    <w:lsdException w:name="Bibliography" w:semiHidden="1" w:uiPriority="37" w:unhideWhenUsed="1"/>
-    <w:lsdException w:name="TOC Heading" w:semiHidden="1" w:uiPriority="39" w:unhideWhenUsed="1" w:qFormat="1"/>
+    <w:lsdException w:name="Bibliography" w:uiPriority="37" w:semiHidden="1" w:unhideWhenUsed="1"/>
+    <w:lsdException w:name="TOC Heading" w:uiPriority="39" w:semiHidden="1" w:unhideWhenUsed="1" w:qFormat="1"/>
     <w:lsdException w:name="Plain Table 1" w:uiPriority="41"/>
     <w:lsdException w:name="Plain Table 2" w:uiPriority="42"/>
     <w:lsdException w:name="Plain Table 3" w:uiPriority="43"/>
@@ -1089,16 +1099,181 @@
     <w:lsdException w:name="Unresolved Mention" w:semiHidden="1" w:unhideWhenUsed="1"/>
     <w:lsdException w:name="Smart Link" w:semiHidden="1" w:unhideWhenUsed="1"/>
   </w:latentStyles>
-  <w:style w:type="paragraph" w:default="1" w:styleId="Normal">
+  <w:style w:type="paragraph" w:styleId="Normal" w:default="1">
     <w:name w:val="Normal"/>
     <w:qFormat/>
-    <w:rsid w:val="00A43931"/>
+    <w:rsid w:val="00a43931"/>
+    <w:pPr>
+      <w:widowControl/>
+      <w:bidi w:val="0"/>
+      <w:spacing w:lineRule="auto" w:line="259" w:before="0" w:after="160"/>
+      <w:jc w:val="left"/>
+    </w:pPr>
+    <w:rPr>
+      <w:rFonts w:ascii="Calibri" w:hAnsi="Calibri" w:eastAsia="Calibri" w:cs="" w:asciiTheme="minorHAnsi" w:cstheme="minorBidi" w:eastAsiaTheme="minorHAnsi" w:hAnsiTheme="minorHAnsi"/>
+      <w:color w:val="auto"/>
+      <w:kern w:val="2"/>
+      <w:sz w:val="22"/>
+      <w:szCs w:val="22"/>
+      <w:lang w:val="es-CO" w:eastAsia="en-US" w:bidi="ar-SA"/>
+      <w14:ligatures w14:val="standardContextual"/>
+    </w:rPr>
   </w:style>
-  <w:style w:type="character" w:default="1" w:styleId="Fuentedeprrafopredeter">
+  <w:style w:type="character" w:styleId="DefaultParagraphFont" w:default="1">
     <w:name w:val="Default Paragraph Font"/>
     <w:uiPriority w:val="1"/>
     <w:semiHidden/>
     <w:unhideWhenUsed/>
+    <w:qFormat/>
+    <w:rPr/>
+  </w:style>
+  <w:style w:type="character" w:styleId="EncabezadoCar" w:customStyle="1">
+    <w:name w:val="Encabezado Car"/>
+    <w:basedOn w:val="DefaultParagraphFont"/>
+    <w:link w:val="Header"/>
+    <w:uiPriority w:val="99"/>
+    <w:qFormat/>
+    <w:rsid w:val="002e4e13"/>
+    <w:rPr/>
+  </w:style>
+  <w:style w:type="character" w:styleId="PiedepginaCar" w:customStyle="1">
+    <w:name w:val="Pie de página Car"/>
+    <w:basedOn w:val="DefaultParagraphFont"/>
+    <w:link w:val="Footer"/>
+    <w:uiPriority w:val="99"/>
+    <w:qFormat/>
+    <w:rsid w:val="002e4e13"/>
+    <w:rPr/>
+  </w:style>
+  <w:style w:type="character" w:styleId="InternetLink">
+    <w:name w:val="Hyperlink"/>
+    <w:basedOn w:val="DefaultParagraphFont"/>
+    <w:uiPriority w:val="99"/>
+    <w:unhideWhenUsed/>
+    <w:rsid w:val="002e4e13"/>
+    <w:rPr>
+      <w:color w:val="0563C1" w:themeColor="hyperlink"/>
+      <w:u w:val="single"/>
+    </w:rPr>
+  </w:style>
+  <w:style w:type="character" w:styleId="UnresolvedMention">
+    <w:name w:val="Unresolved Mention"/>
+    <w:basedOn w:val="DefaultParagraphFont"/>
+    <w:uiPriority w:val="99"/>
+    <w:semiHidden/>
+    <w:unhideWhenUsed/>
+    <w:qFormat/>
+    <w:rsid w:val="002e4e13"/>
+    <w:rPr>
+      <w:color w:val="605E5C"/>
+      <w:shd w:fill="E1DFDD" w:val="clear"/>
+    </w:rPr>
+  </w:style>
+  <w:style w:type="paragraph" w:styleId="Heading">
+    <w:name w:val="Heading"/>
+    <w:basedOn w:val="Normal"/>
+    <w:next w:val="TextBody"/>
+    <w:qFormat/>
+    <w:pPr>
+      <w:keepNext w:val="true"/>
+      <w:spacing w:before="240" w:after="120"/>
+    </w:pPr>
+    <w:rPr>
+      <w:rFonts w:ascii="Liberation Sans" w:hAnsi="Liberation Sans" w:eastAsia="Noto Sans CJK SC" w:cs="Lohit Devanagari"/>
+      <w:sz w:val="28"/>
+      <w:szCs w:val="28"/>
+    </w:rPr>
+  </w:style>
+  <w:style w:type="paragraph" w:styleId="TextBody">
+    <w:name w:val="Body Text"/>
+    <w:basedOn w:val="Normal"/>
+    <w:pPr>
+      <w:spacing w:lineRule="auto" w:line="276" w:before="0" w:after="140"/>
+    </w:pPr>
+    <w:rPr/>
+  </w:style>
+  <w:style w:type="paragraph" w:styleId="List">
+    <w:name w:val="List"/>
+    <w:basedOn w:val="TextBody"/>
+    <w:pPr/>
+    <w:rPr>
+      <w:rFonts w:cs="Lohit Devanagari"/>
+    </w:rPr>
+  </w:style>
+  <w:style w:type="paragraph" w:styleId="Caption">
+    <w:name w:val="Caption"/>
+    <w:basedOn w:val="Normal"/>
+    <w:qFormat/>
+    <w:pPr>
+      <w:suppressLineNumbers/>
+      <w:spacing w:before="120" w:after="120"/>
+    </w:pPr>
+    <w:rPr>
+      <w:rFonts w:cs="Lohit Devanagari"/>
+      <w:i/>
+      <w:iCs/>
+      <w:sz w:val="24"/>
+      <w:szCs w:val="24"/>
+    </w:rPr>
+  </w:style>
+  <w:style w:type="paragraph" w:styleId="Index">
+    <w:name w:val="Index"/>
+    <w:basedOn w:val="Normal"/>
+    <w:qFormat/>
+    <w:pPr>
+      <w:suppressLineNumbers/>
+    </w:pPr>
+    <w:rPr>
+      <w:rFonts w:cs="Lohit Devanagari"/>
+    </w:rPr>
+  </w:style>
+  <w:style w:type="paragraph" w:styleId="HeaderandFooter">
+    <w:name w:val="Header and Footer"/>
+    <w:basedOn w:val="Normal"/>
+    <w:qFormat/>
+    <w:pPr/>
+    <w:rPr/>
+  </w:style>
+  <w:style w:type="paragraph" w:styleId="Header">
+    <w:name w:val="Header"/>
+    <w:basedOn w:val="Normal"/>
+    <w:link w:val="EncabezadoCar"/>
+    <w:uiPriority w:val="99"/>
+    <w:unhideWhenUsed/>
+    <w:rsid w:val="002e4e13"/>
+    <w:pPr>
+      <w:tabs>
+        <w:tab w:val="clear" w:pos="708"/>
+        <w:tab w:val="center" w:pos="4419" w:leader="none"/>
+        <w:tab w:val="right" w:pos="8838" w:leader="none"/>
+      </w:tabs>
+      <w:spacing w:lineRule="auto" w:line="240" w:before="0" w:after="0"/>
+    </w:pPr>
+    <w:rPr/>
+  </w:style>
+  <w:style w:type="paragraph" w:styleId="Footer">
+    <w:name w:val="Footer"/>
+    <w:basedOn w:val="Normal"/>
+    <w:link w:val="PiedepginaCar"/>
+    <w:uiPriority w:val="99"/>
+    <w:unhideWhenUsed/>
+    <w:rsid w:val="002e4e13"/>
+    <w:pPr>
+      <w:tabs>
+        <w:tab w:val="clear" w:pos="708"/>
+        <w:tab w:val="center" w:pos="4419" w:leader="none"/>
+        <w:tab w:val="right" w:pos="8838" w:leader="none"/>
+      </w:tabs>
+      <w:spacing w:lineRule="auto" w:line="240" w:before="0" w:after="0"/>
+    </w:pPr>
+    <w:rPr/>
+  </w:style>
+  <w:style w:type="numbering" w:styleId="NoList" w:default="1">
+    <w:name w:val="No List"/>
+    <w:uiPriority w:val="99"/>
+    <w:semiHidden/>
+    <w:unhideWhenUsed/>
+    <w:qFormat/>
   </w:style>
   <w:style w:type="table" w:default="1" w:styleId="Tablanormal">
     <w:name w:val="Normal Table"/>
@@ -1106,7 +1281,6 @@
     <w:semiHidden/>
     <w:unhideWhenUsed/>
     <w:tblPr>
-      <w:tblInd w:w="0" w:type="dxa"/>
       <w:tblCellMar>
         <w:top w:w="0" w:type="dxa"/>
         <w:left w:w="108" w:type="dxa"/>
@@ -1114,79 +1288,6 @@
         <w:right w:w="108" w:type="dxa"/>
       </w:tblCellMar>
     </w:tblPr>
-  </w:style>
-  <w:style w:type="numbering" w:default="1" w:styleId="Sinlista">
-    <w:name w:val="No List"/>
-    <w:uiPriority w:val="99"/>
-    <w:semiHidden/>
-    <w:unhideWhenUsed/>
-  </w:style>
-  <w:style w:type="paragraph" w:styleId="Encabezado">
-    <w:name w:val="header"/>
-    <w:basedOn w:val="Normal"/>
-    <w:link w:val="EncabezadoCar"/>
-    <w:uiPriority w:val="99"/>
-    <w:unhideWhenUsed/>
-    <w:rsid w:val="002E4E13"/>
-    <w:pPr>
-      <w:tabs>
-        <w:tab w:val="center" w:pos="4419"/>
-        <w:tab w:val="right" w:pos="8838"/>
-      </w:tabs>
-      <w:spacing w:after="0" w:line="240" w:lineRule="auto"/>
-    </w:pPr>
-  </w:style>
-  <w:style w:type="character" w:customStyle="1" w:styleId="EncabezadoCar">
-    <w:name w:val="Encabezado Car"/>
-    <w:basedOn w:val="Fuentedeprrafopredeter"/>
-    <w:link w:val="Encabezado"/>
-    <w:uiPriority w:val="99"/>
-    <w:rsid w:val="002E4E13"/>
-  </w:style>
-  <w:style w:type="paragraph" w:styleId="Piedepgina">
-    <w:name w:val="footer"/>
-    <w:basedOn w:val="Normal"/>
-    <w:link w:val="PiedepginaCar"/>
-    <w:uiPriority w:val="99"/>
-    <w:unhideWhenUsed/>
-    <w:rsid w:val="002E4E13"/>
-    <w:pPr>
-      <w:tabs>
-        <w:tab w:val="center" w:pos="4419"/>
-        <w:tab w:val="right" w:pos="8838"/>
-      </w:tabs>
-      <w:spacing w:after="0" w:line="240" w:lineRule="auto"/>
-    </w:pPr>
-  </w:style>
-  <w:style w:type="character" w:customStyle="1" w:styleId="PiedepginaCar">
-    <w:name w:val="Pie de página Car"/>
-    <w:basedOn w:val="Fuentedeprrafopredeter"/>
-    <w:link w:val="Piedepgina"/>
-    <w:uiPriority w:val="99"/>
-    <w:rsid w:val="002E4E13"/>
-  </w:style>
-  <w:style w:type="character" w:styleId="Hipervnculo">
-    <w:name w:val="Hyperlink"/>
-    <w:basedOn w:val="Fuentedeprrafopredeter"/>
-    <w:uiPriority w:val="99"/>
-    <w:unhideWhenUsed/>
-    <w:rsid w:val="002E4E13"/>
-    <w:rPr>
-      <w:color w:val="0563C1" w:themeColor="hyperlink"/>
-      <w:u w:val="single"/>
-    </w:rPr>
-  </w:style>
-  <w:style w:type="character" w:styleId="Mencinsinresolver">
-    <w:name w:val="Unresolved Mention"/>
-    <w:basedOn w:val="Fuentedeprrafopredeter"/>
-    <w:uiPriority w:val="99"/>
-    <w:semiHidden/>
-    <w:unhideWhenUsed/>
-    <w:rsid w:val="002E4E13"/>
-    <w:rPr>
-      <w:color w:val="605E5C"/>
-      <w:shd w:val="clear" w:color="auto" w:fill="E1DFDD"/>
-    </w:rPr>
   </w:style>
 </w:styles>
 </file>
